--- a/Knowledge/3-Work knowledge/1-Software Engineering/2-Testing/5-My Source/1-ISTQB Foundation Level/8-Defect Management/2-1-Defect Life Cycle.docx
+++ b/Knowledge/3-Work knowledge/1-Software Engineering/2-Testing/5-My Source/1-ISTQB Foundation Level/8-Defect Management/2-1-Defect Life Cycle.docx
@@ -37,51 +37,77 @@
       </w:pPr>
       <w:r>
         <w:rPr>
-          <w:b/>
-          <w:shd w:val="clear" w:color="auto" w:fill="B7B7B7"/>
-        </w:rPr>
-        <w:t># Source</w:t>
-      </w:r>
-      <w:r>
-        <w:rPr>
-          <w:shd w:val="clear" w:color="auto" w:fill="B7B7B7"/>
-        </w:rPr>
-        <w:t xml:space="preserve">: </w:t>
-      </w:r>
-      <w:r>
-        <w:rPr>
-          <w:b/>
-          <w:shd w:val="clear" w:color="auto" w:fill="B7B7B7"/>
-        </w:rPr>
-        <w:t xml:space="preserve">Chatgpt </w:t>
-      </w:r>
-      <w:r>
-        <w:rPr>
-          <w:b/>
-          <w:sz w:val="14"/>
-          <w:szCs w:val="14"/>
-          <w:shd w:val="clear" w:color="auto" w:fill="B7B7B7"/>
-        </w:rPr>
-        <w:t>(GPT</w:t>
-      </w:r>
-      <w:r>
-        <w:rPr>
-          <w:rFonts w:ascii="Cambria Math" w:hAnsi="Cambria Math" w:cs="Cambria Math"/>
-          <w:b/>
-          <w:sz w:val="14"/>
-          <w:szCs w:val="14"/>
-          <w:shd w:val="clear" w:color="auto" w:fill="B7B7B7"/>
+          <w:rFonts w:ascii="Arial" w:eastAsia="Arial" w:hAnsi="Arial" w:cs="Arial"/>
+          <w:b/>
+          <w:color w:val="000000"/>
+          <w:sz w:val="18"/>
+          <w:highlight w:val="lightGray"/>
+        </w:rPr>
+        <w:t># Source: AI Source: Provided by: [Data Path</w:t>
+      </w:r>
+      <w:r>
+        <w:rPr>
+          <w:rFonts w:ascii="Arial" w:eastAsia="Arial" w:hAnsi="Arial" w:cs="Arial"/>
+          <w:color w:val="000000"/>
+          <w:sz w:val="18"/>
+          <w:highlight w:val="lightGray"/>
+        </w:rPr>
+        <w:t xml:space="preserve">: Persons Table -&gt; ID Column: 1, Name_En Column: Motasem Essam] -&gt; </w:t>
+      </w:r>
+      <w:r>
+        <w:rPr>
+          <w:rFonts w:ascii="Arial" w:eastAsia="Arial" w:hAnsi="Arial" w:cs="Arial"/>
+          <w:b/>
+          <w:color w:val="000000"/>
+          <w:sz w:val="18"/>
+          <w:highlight w:val="lightGray"/>
+        </w:rPr>
+        <w:t>From:</w:t>
+      </w:r>
+      <w:r>
+        <w:rPr>
+          <w:rFonts w:ascii="Arial" w:eastAsia="Arial" w:hAnsi="Arial" w:cs="Arial"/>
+          <w:color w:val="000000"/>
+          <w:sz w:val="18"/>
+          <w:highlight w:val="lightGray"/>
+        </w:rPr>
+        <w:t xml:space="preserve"> [Chatgpt (GPT</w:t>
+      </w:r>
+      <w:r>
+        <w:rPr>
+          <w:rFonts w:ascii="Arial" w:eastAsia="Arial" w:hAnsi="Arial" w:cs="Cambria Math"/>
+          <w:color w:val="000000"/>
+          <w:sz w:val="18"/>
+          <w:highlight w:val="lightGray"/>
         </w:rPr>
         <w:t>‑</w:t>
       </w:r>
       <w:r>
         <w:rPr>
-          <w:b/>
-          <w:sz w:val="14"/>
-          <w:szCs w:val="14"/>
-          <w:shd w:val="clear" w:color="auto" w:fill="B7B7B7"/>
-        </w:rPr>
-        <w:t>5 Mini) at [8/18/2025]</w:t>
+          <w:rFonts w:ascii="Arial" w:eastAsia="Arial" w:hAnsi="Arial" w:cs="Arial"/>
+          <w:color w:val="000000"/>
+          <w:sz w:val="18"/>
+          <w:highlight w:val="lightGray"/>
+        </w:rPr>
+        <w:t xml:space="preserve">5 Mini)] </w:t>
+      </w:r>
+      <w:r>
+        <w:rPr>
+          <w:rFonts w:ascii="Arial" w:eastAsia="Arial" w:hAnsi="Arial" w:cs="Arial"/>
+          <w:b/>
+          <w:color w:val="000000"/>
+          <w:sz w:val="18"/>
+          <w:highlight w:val="lightGray"/>
+        </w:rPr>
+        <w:t>on</w:t>
+      </w:r>
+      <w:r>
+        <w:rPr>
+          <w:rFonts w:ascii="Arial" w:eastAsia="Arial" w:hAnsi="Arial"/>
+          <w:sz w:val="18"/>
+          <w:highlight w:val="lightGray"/>
+        </w:rPr>
+        <w:t xml:space="preserve"> [8/18/2025]</w:t>
       </w:r>
     </w:p>
     <w:p>
@@ -179,7 +205,7 @@
     </w:p>
     <w:p>
       <w:r>
-        <w:pict w14:anchorId="475ECAB7">
+        <w:pict w14:anchorId="22317339">
           <v:rect id="_x0000_i1025" style="width:0;height:1.5pt" o:hralign="center" o:hrstd="t" o:hr="t" fillcolor="#a0a0a0" stroked="f"/>
         </w:pict>
       </w:r>
@@ -212,51 +238,77 @@
       </w:pPr>
       <w:r>
         <w:rPr>
-          <w:b/>
-          <w:shd w:val="clear" w:color="auto" w:fill="B7B7B7"/>
-        </w:rPr>
-        <w:t># Source</w:t>
-      </w:r>
-      <w:r>
-        <w:rPr>
-          <w:shd w:val="clear" w:color="auto" w:fill="B7B7B7"/>
-        </w:rPr>
-        <w:t xml:space="preserve">: </w:t>
-      </w:r>
-      <w:r>
-        <w:rPr>
-          <w:b/>
-          <w:shd w:val="clear" w:color="auto" w:fill="B7B7B7"/>
-        </w:rPr>
-        <w:t xml:space="preserve">Chatgpt </w:t>
-      </w:r>
-      <w:r>
-        <w:rPr>
-          <w:b/>
-          <w:sz w:val="14"/>
-          <w:szCs w:val="14"/>
-          <w:shd w:val="clear" w:color="auto" w:fill="B7B7B7"/>
-        </w:rPr>
-        <w:t>(GPT</w:t>
-      </w:r>
-      <w:r>
-        <w:rPr>
-          <w:rFonts w:ascii="Cambria Math" w:hAnsi="Cambria Math" w:cs="Cambria Math"/>
-          <w:b/>
-          <w:sz w:val="14"/>
-          <w:szCs w:val="14"/>
-          <w:shd w:val="clear" w:color="auto" w:fill="B7B7B7"/>
+          <w:rFonts w:ascii="Arial" w:eastAsia="Arial" w:hAnsi="Arial" w:cs="Arial"/>
+          <w:b/>
+          <w:color w:val="000000"/>
+          <w:sz w:val="18"/>
+          <w:highlight w:val="lightGray"/>
+        </w:rPr>
+        <w:t># Source: AI Source: Provided by: [Data Path</w:t>
+      </w:r>
+      <w:r>
+        <w:rPr>
+          <w:rFonts w:ascii="Arial" w:eastAsia="Arial" w:hAnsi="Arial" w:cs="Arial"/>
+          <w:color w:val="000000"/>
+          <w:sz w:val="18"/>
+          <w:highlight w:val="lightGray"/>
+        </w:rPr>
+        <w:t xml:space="preserve">: Persons Table -&gt; ID Column: 1, Name_En Column: Motasem Essam] -&gt; </w:t>
+      </w:r>
+      <w:r>
+        <w:rPr>
+          <w:rFonts w:ascii="Arial" w:eastAsia="Arial" w:hAnsi="Arial" w:cs="Arial"/>
+          <w:b/>
+          <w:color w:val="000000"/>
+          <w:sz w:val="18"/>
+          <w:highlight w:val="lightGray"/>
+        </w:rPr>
+        <w:t>From:</w:t>
+      </w:r>
+      <w:r>
+        <w:rPr>
+          <w:rFonts w:ascii="Arial" w:eastAsia="Arial" w:hAnsi="Arial" w:cs="Arial"/>
+          <w:color w:val="000000"/>
+          <w:sz w:val="18"/>
+          <w:highlight w:val="lightGray"/>
+        </w:rPr>
+        <w:t xml:space="preserve"> [Chatgpt (GPT</w:t>
+      </w:r>
+      <w:r>
+        <w:rPr>
+          <w:rFonts w:ascii="Arial" w:eastAsia="Arial" w:hAnsi="Arial" w:cs="Cambria Math"/>
+          <w:color w:val="000000"/>
+          <w:sz w:val="18"/>
+          <w:highlight w:val="lightGray"/>
         </w:rPr>
         <w:t>‑</w:t>
       </w:r>
       <w:r>
         <w:rPr>
-          <w:b/>
-          <w:sz w:val="14"/>
-          <w:szCs w:val="14"/>
-          <w:shd w:val="clear" w:color="auto" w:fill="B7B7B7"/>
-        </w:rPr>
-        <w:t>5 Mini) at [8/18/2025]</w:t>
+          <w:rFonts w:ascii="Arial" w:eastAsia="Arial" w:hAnsi="Arial" w:cs="Arial"/>
+          <w:color w:val="000000"/>
+          <w:sz w:val="18"/>
+          <w:highlight w:val="lightGray"/>
+        </w:rPr>
+        <w:t xml:space="preserve">5 Mini)] </w:t>
+      </w:r>
+      <w:r>
+        <w:rPr>
+          <w:rFonts w:ascii="Arial" w:eastAsia="Arial" w:hAnsi="Arial" w:cs="Arial"/>
+          <w:b/>
+          <w:color w:val="000000"/>
+          <w:sz w:val="18"/>
+          <w:highlight w:val="lightGray"/>
+        </w:rPr>
+        <w:t>on</w:t>
+      </w:r>
+      <w:r>
+        <w:rPr>
+          <w:rFonts w:ascii="Arial" w:eastAsia="Arial" w:hAnsi="Arial"/>
+          <w:sz w:val="18"/>
+          <w:highlight w:val="lightGray"/>
+        </w:rPr>
+        <w:t xml:space="preserve"> [8/18/2025]</w:t>
       </w:r>
     </w:p>
     <w:p>
@@ -279,7 +331,7 @@
           <w:ilvl w:val="0"/>
           <w:numId w:val="1"/>
         </w:numPr>
-        <w:spacing w:before="240"/>
+        <w:spacing w:before="240" w:after="0" w:line="276" w:lineRule="auto"/>
         <w:rPr>
           <w:rFonts w:ascii="Roboto Mono" w:eastAsia="Roboto Mono" w:hAnsi="Roboto Mono" w:cs="Roboto Mono"/>
         </w:rPr>
@@ -305,6 +357,7 @@
           <w:ilvl w:val="1"/>
           <w:numId w:val="1"/>
         </w:numPr>
+        <w:spacing w:after="0" w:line="276" w:lineRule="auto"/>
         <w:rPr>
           <w:rFonts w:ascii="Roboto Mono" w:eastAsia="Roboto Mono" w:hAnsi="Roboto Mono" w:cs="Roboto Mono"/>
         </w:rPr>
@@ -328,6 +381,7 @@
           <w:ilvl w:val="0"/>
           <w:numId w:val="1"/>
         </w:numPr>
+        <w:spacing w:after="0" w:line="276" w:lineRule="auto"/>
         <w:rPr>
           <w:rFonts w:ascii="Roboto Mono" w:eastAsia="Roboto Mono" w:hAnsi="Roboto Mono" w:cs="Roboto Mono"/>
         </w:rPr>
@@ -353,6 +407,7 @@
           <w:ilvl w:val="1"/>
           <w:numId w:val="1"/>
         </w:numPr>
+        <w:spacing w:after="0" w:line="276" w:lineRule="auto"/>
         <w:rPr>
           <w:rFonts w:ascii="Roboto Mono" w:eastAsia="Roboto Mono" w:hAnsi="Roboto Mono" w:cs="Roboto Mono"/>
         </w:rPr>
@@ -376,6 +431,7 @@
           <w:ilvl w:val="0"/>
           <w:numId w:val="1"/>
         </w:numPr>
+        <w:spacing w:after="0" w:line="276" w:lineRule="auto"/>
         <w:rPr>
           <w:rFonts w:ascii="Roboto Mono" w:eastAsia="Roboto Mono" w:hAnsi="Roboto Mono" w:cs="Roboto Mono"/>
         </w:rPr>
@@ -401,6 +457,7 @@
           <w:ilvl w:val="1"/>
           <w:numId w:val="1"/>
         </w:numPr>
+        <w:spacing w:after="0" w:line="276" w:lineRule="auto"/>
         <w:rPr>
           <w:rFonts w:ascii="Roboto Mono" w:eastAsia="Roboto Mono" w:hAnsi="Roboto Mono" w:cs="Roboto Mono"/>
         </w:rPr>
@@ -424,6 +481,7 @@
           <w:ilvl w:val="0"/>
           <w:numId w:val="1"/>
         </w:numPr>
+        <w:spacing w:after="0" w:line="276" w:lineRule="auto"/>
         <w:rPr>
           <w:rFonts w:ascii="Roboto Mono" w:eastAsia="Roboto Mono" w:hAnsi="Roboto Mono" w:cs="Roboto Mono"/>
         </w:rPr>
@@ -449,6 +507,7 @@
           <w:ilvl w:val="1"/>
           <w:numId w:val="1"/>
         </w:numPr>
+        <w:spacing w:after="0" w:line="276" w:lineRule="auto"/>
         <w:rPr>
           <w:rFonts w:ascii="Roboto Mono" w:eastAsia="Roboto Mono" w:hAnsi="Roboto Mono" w:cs="Roboto Mono"/>
         </w:rPr>
@@ -472,16 +531,16 @@
           <w:ilvl w:val="0"/>
           <w:numId w:val="1"/>
         </w:numPr>
-        <w:rPr>
-          <w:rFonts w:ascii="Roboto Mono" w:eastAsia="Roboto Mono" w:hAnsi="Roboto Mono" w:cs="Roboto Mono"/>
-        </w:rPr>
-      </w:pPr>
-      <w:r>
-        <w:rPr>
-          <w:rFonts w:ascii="Roboto Mono" w:eastAsia="Roboto Mono" w:hAnsi="Roboto Mono" w:cs="Roboto Mono"/>
-          <w:b/>
-        </w:rPr>
-        <w:lastRenderedPageBreak/>
+        <w:spacing w:after="0" w:line="276" w:lineRule="auto"/>
+        <w:rPr>
+          <w:rFonts w:ascii="Roboto Mono" w:eastAsia="Roboto Mono" w:hAnsi="Roboto Mono" w:cs="Roboto Mono"/>
+        </w:rPr>
+      </w:pPr>
+      <w:r>
+        <w:rPr>
+          <w:rFonts w:ascii="Roboto Mono" w:eastAsia="Roboto Mono" w:hAnsi="Roboto Mono" w:cs="Roboto Mono"/>
+          <w:b/>
+        </w:rPr>
         <w:t>Retesting</w:t>
       </w:r>
       <w:r>
@@ -498,6 +557,7 @@
           <w:ilvl w:val="1"/>
           <w:numId w:val="1"/>
         </w:numPr>
+        <w:spacing w:after="0" w:line="276" w:lineRule="auto"/>
         <w:rPr>
           <w:rFonts w:ascii="Roboto Mono" w:eastAsia="Roboto Mono" w:hAnsi="Roboto Mono" w:cs="Roboto Mono"/>
         </w:rPr>
@@ -521,6 +581,7 @@
           <w:ilvl w:val="0"/>
           <w:numId w:val="1"/>
         </w:numPr>
+        <w:spacing w:after="0" w:line="276" w:lineRule="auto"/>
         <w:rPr>
           <w:rFonts w:ascii="Roboto Mono" w:eastAsia="Roboto Mono" w:hAnsi="Roboto Mono" w:cs="Roboto Mono"/>
         </w:rPr>
@@ -546,6 +607,7 @@
           <w:ilvl w:val="1"/>
           <w:numId w:val="1"/>
         </w:numPr>
+        <w:spacing w:after="0" w:line="276" w:lineRule="auto"/>
         <w:rPr>
           <w:rFonts w:ascii="Roboto Mono" w:eastAsia="Roboto Mono" w:hAnsi="Roboto Mono" w:cs="Roboto Mono"/>
         </w:rPr>
@@ -569,6 +631,7 @@
           <w:ilvl w:val="0"/>
           <w:numId w:val="1"/>
         </w:numPr>
+        <w:spacing w:after="0" w:line="276" w:lineRule="auto"/>
         <w:rPr>
           <w:rFonts w:ascii="Roboto Mono" w:eastAsia="Roboto Mono" w:hAnsi="Roboto Mono" w:cs="Roboto Mono"/>
         </w:rPr>
@@ -594,6 +657,7 @@
           <w:ilvl w:val="1"/>
           <w:numId w:val="1"/>
         </w:numPr>
+        <w:spacing w:after="0" w:line="276" w:lineRule="auto"/>
       </w:pPr>
       <w:r>
         <w:rPr>
@@ -627,6 +691,7 @@
           <w:ilvl w:val="0"/>
           <w:numId w:val="1"/>
         </w:numPr>
+        <w:spacing w:after="0" w:line="276" w:lineRule="auto"/>
         <w:rPr>
           <w:rFonts w:ascii="Roboto Mono" w:eastAsia="Roboto Mono" w:hAnsi="Roboto Mono" w:cs="Roboto Mono"/>
         </w:rPr>
@@ -652,6 +717,7 @@
           <w:ilvl w:val="1"/>
           <w:numId w:val="1"/>
         </w:numPr>
+        <w:spacing w:after="0" w:line="276" w:lineRule="auto"/>
       </w:pPr>
       <w:r>
         <w:rPr>
@@ -685,6 +751,7 @@
           <w:ilvl w:val="0"/>
           <w:numId w:val="1"/>
         </w:numPr>
+        <w:spacing w:after="0" w:line="276" w:lineRule="auto"/>
         <w:rPr>
           <w:rFonts w:ascii="Roboto Mono" w:eastAsia="Roboto Mono" w:hAnsi="Roboto Mono" w:cs="Roboto Mono"/>
         </w:rPr>
@@ -710,6 +777,7 @@
           <w:ilvl w:val="1"/>
           <w:numId w:val="1"/>
         </w:numPr>
+        <w:spacing w:after="0" w:line="276" w:lineRule="auto"/>
       </w:pPr>
       <w:r>
         <w:rPr>
@@ -743,6 +811,7 @@
           <w:ilvl w:val="0"/>
           <w:numId w:val="1"/>
         </w:numPr>
+        <w:spacing w:after="0" w:line="276" w:lineRule="auto"/>
         <w:rPr>
           <w:rFonts w:ascii="Roboto Mono" w:eastAsia="Roboto Mono" w:hAnsi="Roboto Mono" w:cs="Roboto Mono"/>
         </w:rPr>
@@ -768,7 +837,7 @@
           <w:ilvl w:val="1"/>
           <w:numId w:val="1"/>
         </w:numPr>
-        <w:spacing w:after="240"/>
+        <w:spacing w:after="240" w:line="276" w:lineRule="auto"/>
       </w:pPr>
       <w:r>
         <w:rPr>
@@ -782,7 +851,7 @@
     </w:p>
     <w:p>
       <w:r>
-        <w:pict w14:anchorId="1A93B61C">
+        <w:pict w14:anchorId="5E1E17FD">
           <v:rect id="_x0000_i1026" style="width:0;height:1.5pt" o:hralign="center" o:hrstd="t" o:hr="t" fillcolor="#a0a0a0" stroked="f"/>
         </w:pict>
       </w:r>
@@ -815,51 +884,77 @@
       </w:pPr>
       <w:r>
         <w:rPr>
-          <w:b/>
-          <w:shd w:val="clear" w:color="auto" w:fill="B7B7B7"/>
-        </w:rPr>
-        <w:t># Source</w:t>
-      </w:r>
-      <w:r>
-        <w:rPr>
-          <w:shd w:val="clear" w:color="auto" w:fill="B7B7B7"/>
-        </w:rPr>
-        <w:t xml:space="preserve">: </w:t>
-      </w:r>
-      <w:r>
-        <w:rPr>
-          <w:b/>
-          <w:shd w:val="clear" w:color="auto" w:fill="B7B7B7"/>
-        </w:rPr>
-        <w:t xml:space="preserve">Chatgpt </w:t>
-      </w:r>
-      <w:r>
-        <w:rPr>
-          <w:b/>
-          <w:sz w:val="14"/>
-          <w:szCs w:val="14"/>
-          <w:shd w:val="clear" w:color="auto" w:fill="B7B7B7"/>
-        </w:rPr>
-        <w:t>(GPT</w:t>
-      </w:r>
-      <w:r>
-        <w:rPr>
-          <w:rFonts w:ascii="Cambria Math" w:hAnsi="Cambria Math" w:cs="Cambria Math"/>
-          <w:b/>
-          <w:sz w:val="14"/>
-          <w:szCs w:val="14"/>
-          <w:shd w:val="clear" w:color="auto" w:fill="B7B7B7"/>
+          <w:rFonts w:ascii="Arial" w:eastAsia="Arial" w:hAnsi="Arial" w:cs="Arial"/>
+          <w:b/>
+          <w:color w:val="000000"/>
+          <w:sz w:val="18"/>
+          <w:highlight w:val="lightGray"/>
+        </w:rPr>
+        <w:t># Source: AI Source: Provided by: [Data Path</w:t>
+      </w:r>
+      <w:r>
+        <w:rPr>
+          <w:rFonts w:ascii="Arial" w:eastAsia="Arial" w:hAnsi="Arial" w:cs="Arial"/>
+          <w:color w:val="000000"/>
+          <w:sz w:val="18"/>
+          <w:highlight w:val="lightGray"/>
+        </w:rPr>
+        <w:t xml:space="preserve">: Persons Table -&gt; ID Column: 1, Name_En Column: Motasem Essam] -&gt; </w:t>
+      </w:r>
+      <w:r>
+        <w:rPr>
+          <w:rFonts w:ascii="Arial" w:eastAsia="Arial" w:hAnsi="Arial" w:cs="Arial"/>
+          <w:b/>
+          <w:color w:val="000000"/>
+          <w:sz w:val="18"/>
+          <w:highlight w:val="lightGray"/>
+        </w:rPr>
+        <w:t>From:</w:t>
+      </w:r>
+      <w:r>
+        <w:rPr>
+          <w:rFonts w:ascii="Arial" w:eastAsia="Arial" w:hAnsi="Arial" w:cs="Arial"/>
+          <w:color w:val="000000"/>
+          <w:sz w:val="18"/>
+          <w:highlight w:val="lightGray"/>
+        </w:rPr>
+        <w:t xml:space="preserve"> [Chatgpt (GPT</w:t>
+      </w:r>
+      <w:r>
+        <w:rPr>
+          <w:rFonts w:ascii="Arial" w:eastAsia="Arial" w:hAnsi="Arial" w:cs="Cambria Math"/>
+          <w:color w:val="000000"/>
+          <w:sz w:val="18"/>
+          <w:highlight w:val="lightGray"/>
         </w:rPr>
         <w:t>‑</w:t>
       </w:r>
       <w:r>
         <w:rPr>
-          <w:b/>
-          <w:sz w:val="14"/>
-          <w:szCs w:val="14"/>
-          <w:shd w:val="clear" w:color="auto" w:fill="B7B7B7"/>
-        </w:rPr>
-        <w:t>5 Mini) at [8/18/2025]</w:t>
+          <w:rFonts w:ascii="Arial" w:eastAsia="Arial" w:hAnsi="Arial" w:cs="Arial"/>
+          <w:color w:val="000000"/>
+          <w:sz w:val="18"/>
+          <w:highlight w:val="lightGray"/>
+        </w:rPr>
+        <w:t xml:space="preserve">5 Mini)] </w:t>
+      </w:r>
+      <w:r>
+        <w:rPr>
+          <w:rFonts w:ascii="Arial" w:eastAsia="Arial" w:hAnsi="Arial" w:cs="Arial"/>
+          <w:b/>
+          <w:color w:val="000000"/>
+          <w:sz w:val="18"/>
+          <w:highlight w:val="lightGray"/>
+        </w:rPr>
+        <w:t>on</w:t>
+      </w:r>
+      <w:r>
+        <w:rPr>
+          <w:rFonts w:ascii="Arial" w:eastAsia="Arial" w:hAnsi="Arial"/>
+          <w:sz w:val="18"/>
+          <w:highlight w:val="lightGray"/>
+        </w:rPr>
+        <w:t xml:space="preserve"> [8/18/2025]</w:t>
       </w:r>
     </w:p>
     <w:p>
@@ -899,7 +994,7 @@
     </w:p>
     <w:p>
       <w:r>
-        <w:pict w14:anchorId="2FBE0BAB">
+        <w:pict w14:anchorId="438B2D49">
           <v:rect id="_x0000_i1027" style="width:0;height:1.5pt" o:hralign="center" o:hrstd="t" o:hr="t" fillcolor="#a0a0a0" stroked="f"/>
         </w:pict>
       </w:r>
@@ -932,52 +1027,77 @@
       </w:pPr>
       <w:r>
         <w:rPr>
-          <w:b/>
-          <w:shd w:val="clear" w:color="auto" w:fill="B7B7B7"/>
-        </w:rPr>
-        <w:lastRenderedPageBreak/>
-        <w:t># Source</w:t>
-      </w:r>
-      <w:r>
-        <w:rPr>
-          <w:shd w:val="clear" w:color="auto" w:fill="B7B7B7"/>
-        </w:rPr>
-        <w:t xml:space="preserve">: </w:t>
-      </w:r>
-      <w:r>
-        <w:rPr>
-          <w:b/>
-          <w:shd w:val="clear" w:color="auto" w:fill="B7B7B7"/>
-        </w:rPr>
-        <w:t xml:space="preserve">Chatgpt </w:t>
-      </w:r>
-      <w:r>
-        <w:rPr>
-          <w:b/>
-          <w:sz w:val="14"/>
-          <w:szCs w:val="14"/>
-          <w:shd w:val="clear" w:color="auto" w:fill="B7B7B7"/>
-        </w:rPr>
-        <w:t>(GPT</w:t>
-      </w:r>
-      <w:r>
-        <w:rPr>
-          <w:rFonts w:ascii="Cambria Math" w:hAnsi="Cambria Math" w:cs="Cambria Math"/>
-          <w:b/>
-          <w:sz w:val="14"/>
-          <w:szCs w:val="14"/>
-          <w:shd w:val="clear" w:color="auto" w:fill="B7B7B7"/>
+          <w:rFonts w:ascii="Arial" w:eastAsia="Arial" w:hAnsi="Arial" w:cs="Arial"/>
+          <w:b/>
+          <w:color w:val="000000"/>
+          <w:sz w:val="18"/>
+          <w:highlight w:val="lightGray"/>
+        </w:rPr>
+        <w:t># Source: AI Source: Provided by: [Data Path</w:t>
+      </w:r>
+      <w:r>
+        <w:rPr>
+          <w:rFonts w:ascii="Arial" w:eastAsia="Arial" w:hAnsi="Arial" w:cs="Arial"/>
+          <w:color w:val="000000"/>
+          <w:sz w:val="18"/>
+          <w:highlight w:val="lightGray"/>
+        </w:rPr>
+        <w:t xml:space="preserve">: Persons Table -&gt; ID Column: 1, Name_En Column: Motasem Essam] -&gt; </w:t>
+      </w:r>
+      <w:r>
+        <w:rPr>
+          <w:rFonts w:ascii="Arial" w:eastAsia="Arial" w:hAnsi="Arial" w:cs="Arial"/>
+          <w:b/>
+          <w:color w:val="000000"/>
+          <w:sz w:val="18"/>
+          <w:highlight w:val="lightGray"/>
+        </w:rPr>
+        <w:t>From:</w:t>
+      </w:r>
+      <w:r>
+        <w:rPr>
+          <w:rFonts w:ascii="Arial" w:eastAsia="Arial" w:hAnsi="Arial" w:cs="Arial"/>
+          <w:color w:val="000000"/>
+          <w:sz w:val="18"/>
+          <w:highlight w:val="lightGray"/>
+        </w:rPr>
+        <w:t xml:space="preserve"> [Chatgpt (GPT</w:t>
+      </w:r>
+      <w:r>
+        <w:rPr>
+          <w:rFonts w:ascii="Arial" w:eastAsia="Arial" w:hAnsi="Arial" w:cs="Cambria Math"/>
+          <w:color w:val="000000"/>
+          <w:sz w:val="18"/>
+          <w:highlight w:val="lightGray"/>
         </w:rPr>
         <w:t>‑</w:t>
       </w:r>
       <w:r>
         <w:rPr>
-          <w:b/>
-          <w:sz w:val="14"/>
-          <w:szCs w:val="14"/>
-          <w:shd w:val="clear" w:color="auto" w:fill="B7B7B7"/>
-        </w:rPr>
-        <w:t>5 Mini) at [8/18/2025]</w:t>
+          <w:rFonts w:ascii="Arial" w:eastAsia="Arial" w:hAnsi="Arial" w:cs="Arial"/>
+          <w:color w:val="000000"/>
+          <w:sz w:val="18"/>
+          <w:highlight w:val="lightGray"/>
+        </w:rPr>
+        <w:t xml:space="preserve">5 Mini)] </w:t>
+      </w:r>
+      <w:r>
+        <w:rPr>
+          <w:rFonts w:ascii="Arial" w:eastAsia="Arial" w:hAnsi="Arial" w:cs="Arial"/>
+          <w:b/>
+          <w:color w:val="000000"/>
+          <w:sz w:val="18"/>
+          <w:highlight w:val="lightGray"/>
+        </w:rPr>
+        <w:t>on</w:t>
+      </w:r>
+      <w:r>
+        <w:rPr>
+          <w:rFonts w:ascii="Arial" w:eastAsia="Arial" w:hAnsi="Arial"/>
+          <w:sz w:val="18"/>
+          <w:highlight w:val="lightGray"/>
+        </w:rPr>
+        <w:t xml:space="preserve"> [8/18/2025]</w:t>
       </w:r>
     </w:p>
     <w:p>
@@ -986,7 +1106,7 @@
           <w:ilvl w:val="0"/>
           <w:numId w:val="2"/>
         </w:numPr>
-        <w:spacing w:before="240"/>
+        <w:spacing w:before="240" w:after="0" w:line="276" w:lineRule="auto"/>
         <w:rPr>
           <w:rFonts w:ascii="Roboto Mono" w:eastAsia="Roboto Mono" w:hAnsi="Roboto Mono" w:cs="Roboto Mono"/>
         </w:rPr>
@@ -1010,6 +1130,7 @@
           <w:ilvl w:val="0"/>
           <w:numId w:val="2"/>
         </w:numPr>
+        <w:spacing w:after="0" w:line="276" w:lineRule="auto"/>
       </w:pPr>
       <w:r>
         <w:rPr>
@@ -1043,6 +1164,7 @@
           <w:ilvl w:val="0"/>
           <w:numId w:val="2"/>
         </w:numPr>
+        <w:spacing w:after="0" w:line="276" w:lineRule="auto"/>
         <w:rPr>
           <w:rFonts w:ascii="Roboto Mono" w:eastAsia="Roboto Mono" w:hAnsi="Roboto Mono" w:cs="Roboto Mono"/>
         </w:rPr>
@@ -1066,7 +1188,7 @@
           <w:ilvl w:val="0"/>
           <w:numId w:val="2"/>
         </w:numPr>
-        <w:spacing w:after="240"/>
+        <w:spacing w:after="240" w:line="276" w:lineRule="auto"/>
       </w:pPr>
       <w:r>
         <w:rPr>
@@ -1096,7 +1218,7 @@
     </w:p>
     <w:p>
       <w:r>
-        <w:pict w14:anchorId="28D25B24">
+        <w:pict w14:anchorId="4D552455">
           <v:rect id="_x0000_i1028" style="width:0;height:1.5pt" o:hralign="center" o:hrstd="t" o:hr="t" fillcolor="#a0a0a0" stroked="f"/>
         </w:pict>
       </w:r>
@@ -1129,51 +1251,77 @@
       </w:pPr>
       <w:r>
         <w:rPr>
-          <w:b/>
-          <w:shd w:val="clear" w:color="auto" w:fill="B7B7B7"/>
-        </w:rPr>
-        <w:t># Source</w:t>
-      </w:r>
-      <w:r>
-        <w:rPr>
-          <w:shd w:val="clear" w:color="auto" w:fill="B7B7B7"/>
-        </w:rPr>
-        <w:t xml:space="preserve">: </w:t>
-      </w:r>
-      <w:r>
-        <w:rPr>
-          <w:b/>
-          <w:shd w:val="clear" w:color="auto" w:fill="B7B7B7"/>
-        </w:rPr>
-        <w:t xml:space="preserve">Chatgpt </w:t>
-      </w:r>
-      <w:r>
-        <w:rPr>
-          <w:b/>
-          <w:sz w:val="14"/>
-          <w:szCs w:val="14"/>
-          <w:shd w:val="clear" w:color="auto" w:fill="B7B7B7"/>
-        </w:rPr>
-        <w:t>(GPT</w:t>
-      </w:r>
-      <w:r>
-        <w:rPr>
-          <w:rFonts w:ascii="Cambria Math" w:hAnsi="Cambria Math" w:cs="Cambria Math"/>
-          <w:b/>
-          <w:sz w:val="14"/>
-          <w:szCs w:val="14"/>
-          <w:shd w:val="clear" w:color="auto" w:fill="B7B7B7"/>
+          <w:rFonts w:ascii="Arial" w:eastAsia="Arial" w:hAnsi="Arial" w:cs="Arial"/>
+          <w:b/>
+          <w:color w:val="000000"/>
+          <w:sz w:val="18"/>
+          <w:highlight w:val="lightGray"/>
+        </w:rPr>
+        <w:t># Source: AI Source: Provided by: [Data Path</w:t>
+      </w:r>
+      <w:r>
+        <w:rPr>
+          <w:rFonts w:ascii="Arial" w:eastAsia="Arial" w:hAnsi="Arial" w:cs="Arial"/>
+          <w:color w:val="000000"/>
+          <w:sz w:val="18"/>
+          <w:highlight w:val="lightGray"/>
+        </w:rPr>
+        <w:t xml:space="preserve">: Persons Table -&gt; ID Column: 1, Name_En Column: Motasem Essam] -&gt; </w:t>
+      </w:r>
+      <w:r>
+        <w:rPr>
+          <w:rFonts w:ascii="Arial" w:eastAsia="Arial" w:hAnsi="Arial" w:cs="Arial"/>
+          <w:b/>
+          <w:color w:val="000000"/>
+          <w:sz w:val="18"/>
+          <w:highlight w:val="lightGray"/>
+        </w:rPr>
+        <w:t>From:</w:t>
+      </w:r>
+      <w:r>
+        <w:rPr>
+          <w:rFonts w:ascii="Arial" w:eastAsia="Arial" w:hAnsi="Arial" w:cs="Arial"/>
+          <w:color w:val="000000"/>
+          <w:sz w:val="18"/>
+          <w:highlight w:val="lightGray"/>
+        </w:rPr>
+        <w:t xml:space="preserve"> [Chatgpt (GPT</w:t>
+      </w:r>
+      <w:r>
+        <w:rPr>
+          <w:rFonts w:ascii="Arial" w:eastAsia="Arial" w:hAnsi="Arial" w:cs="Cambria Math"/>
+          <w:color w:val="000000"/>
+          <w:sz w:val="18"/>
+          <w:highlight w:val="lightGray"/>
         </w:rPr>
         <w:t>‑</w:t>
       </w:r>
       <w:r>
         <w:rPr>
-          <w:b/>
-          <w:sz w:val="14"/>
-          <w:szCs w:val="14"/>
-          <w:shd w:val="clear" w:color="auto" w:fill="B7B7B7"/>
-        </w:rPr>
-        <w:t>5 Mini) at [8/18/2025]</w:t>
+          <w:rFonts w:ascii="Arial" w:eastAsia="Arial" w:hAnsi="Arial" w:cs="Arial"/>
+          <w:color w:val="000000"/>
+          <w:sz w:val="18"/>
+          <w:highlight w:val="lightGray"/>
+        </w:rPr>
+        <w:t xml:space="preserve">5 Mini)] </w:t>
+      </w:r>
+      <w:r>
+        <w:rPr>
+          <w:rFonts w:ascii="Arial" w:eastAsia="Arial" w:hAnsi="Arial" w:cs="Arial"/>
+          <w:b/>
+          <w:color w:val="000000"/>
+          <w:sz w:val="18"/>
+          <w:highlight w:val="lightGray"/>
+        </w:rPr>
+        <w:t>on</w:t>
+      </w:r>
+      <w:r>
+        <w:rPr>
+          <w:rFonts w:ascii="Arial" w:eastAsia="Arial" w:hAnsi="Arial"/>
+          <w:sz w:val="18"/>
+          <w:highlight w:val="lightGray"/>
+        </w:rPr>
+        <w:t xml:space="preserve"> [8/18/2025]</w:t>
       </w:r>
     </w:p>
     <w:p>
@@ -1182,7 +1330,7 @@
           <w:ilvl w:val="0"/>
           <w:numId w:val="3"/>
         </w:numPr>
-        <w:spacing w:before="240"/>
+        <w:spacing w:before="240" w:after="0" w:line="276" w:lineRule="auto"/>
       </w:pPr>
       <w:r>
         <w:rPr>
@@ -1210,6 +1358,7 @@
           <w:ilvl w:val="0"/>
           <w:numId w:val="3"/>
         </w:numPr>
+        <w:spacing w:after="0" w:line="276" w:lineRule="auto"/>
       </w:pPr>
       <w:r>
         <w:rPr>
@@ -1237,6 +1386,7 @@
           <w:ilvl w:val="0"/>
           <w:numId w:val="3"/>
         </w:numPr>
+        <w:spacing w:after="0" w:line="276" w:lineRule="auto"/>
       </w:pPr>
       <w:r>
         <w:rPr>
@@ -1264,6 +1414,7 @@
           <w:ilvl w:val="0"/>
           <w:numId w:val="3"/>
         </w:numPr>
+        <w:spacing w:after="0" w:line="276" w:lineRule="auto"/>
       </w:pPr>
       <w:r>
         <w:rPr>
@@ -1291,6 +1442,7 @@
           <w:ilvl w:val="0"/>
           <w:numId w:val="3"/>
         </w:numPr>
+        <w:spacing w:after="0" w:line="276" w:lineRule="auto"/>
       </w:pPr>
       <w:r>
         <w:rPr>
@@ -1318,7 +1470,7 @@
           <w:ilvl w:val="0"/>
           <w:numId w:val="3"/>
         </w:numPr>
-        <w:spacing w:after="240"/>
+        <w:spacing w:after="240" w:line="276" w:lineRule="auto"/>
       </w:pPr>
       <w:r>
         <w:rPr>
@@ -1339,7 +1491,7 @@
     </w:p>
     <w:p>
       <w:r>
-        <w:pict w14:anchorId="28FF3A83">
+        <w:pict w14:anchorId="565FB069">
           <v:rect id="_x0000_i1029" style="width:0;height:1.5pt" o:hralign="center" o:hrstd="t" o:hr="t" fillcolor="#a0a0a0" stroked="f"/>
         </w:pict>
       </w:r>
@@ -1419,28 +1571,22 @@
     </w:p>
     <w:p>
       <w:r>
-        <w:pict w14:anchorId="62748389">
+        <w:pict w14:anchorId="2FFF9CB0">
           <v:rect id="_x0000_i1030" style="width:0;height:1.5pt" o:hralign="center" o:hrstd="t" o:hr="t" fillcolor="#a0a0a0" stroked="f"/>
         </w:pict>
       </w:r>
     </w:p>
+    <w:p/>
     <w:p/>
     <w:p/>
     <w:sectPr>
-      <w:headerReference w:type="default" r:id="rId5"/>
       <w:pgSz w:w="12240" w:h="15840"/>
       <w:pgMar w:top="1440" w:right="1440" w:bottom="1440" w:left="1440" w:header="720" w:footer="720" w:gutter="0"/>
-      <w:pgNumType w:start="1"/>
       <w:cols w:space="720"/>
+      <w:docGrid w:linePitch="360"/>
     </w:sectPr>
   </w:body>
 </w:document>
-</file>
-
-<file path=word/header1.xml><?xml version="1.0" encoding="utf-8"?>
-<w:hdr xmlns:wpc="http://schemas.microsoft.com/office/word/2010/wordprocessingCanvas" xmlns:cx="http://schemas.microsoft.com/office/drawing/2014/chartex" xmlns:cx1="http://schemas.microsoft.com/office/drawing/2015/9/8/chartex" xmlns:cx2="http://schemas.microsoft.com/office/drawing/2015/10/21/chartex" xmlns:cx3="http://schemas.microsoft.com/office/drawing/2016/5/9/chartex" xmlns:cx4="http://schemas.microsoft.com/office/drawing/2016/5/10/chartex" xmlns:cx5="http://schemas.microsoft.com/office/drawing/2016/5/11/chartex" xmlns:cx6="http://schemas.microsoft.com/office/drawing/2016/5/12/chartex" xmlns:cx7="http://schemas.microsoft.com/office/drawing/2016/5/13/chartex" xmlns:cx8="http://schemas.microsoft.com/office/drawing/2016/5/14/chartex" xmlns:mc="http://schemas.openxmlformats.org/markup-compatibility/2006" xmlns:aink="http://schemas.microsoft.com/office/drawing/2016/ink" xmlns:am3d="http://schemas.microsoft.com/office/drawing/2017/model3d" xmlns:o="urn:schemas-microsoft-com:office:office" xmlns:oel="http://schemas.microsoft.com/office/2019/extlst" xmlns:r="http://schemas.openxmlformats.org/officeDocument/2006/relationships" xmlns:m="http://schemas.openxmlformats.org/officeDocument/2006/math" xmlns:v="urn:schemas-microsoft-com:vml" xmlns:wp14="http://schemas.microsoft.com/office/word/2010/wordprocessingDrawing" xmlns:wp="http://schemas.openxmlformats.org/drawingml/2006/wordprocessingDrawing" xmlns:w10="urn:schemas-microsoft-com:office:word" xmlns:w="http://schemas.openxmlformats.org/wordprocessingml/2006/main" xmlns:w14="http://schemas.microsoft.com/office/word/2010/wordml" xmlns:w15="http://schemas.microsoft.com/office/word/2012/wordml" xmlns:w16cex="http://schemas.microsoft.com/office/word/2018/wordml/cex" xmlns:w16cid="http://schemas.microsoft.com/office/word/2016/wordml/cid" xmlns:w16="http://schemas.microsoft.com/office/word/2018/wordml" xmlns:w16du="http://schemas.microsoft.com/office/word/2023/wordml/word16du" xmlns:w16sdtdh="http://schemas.microsoft.com/office/word/2020/wordml/sdtdatahash" xmlns:w16sdtfl="http://schemas.microsoft.com/office/word/2024/wordml/sdtformatlock" xmlns:w16se="http://schemas.microsoft.com/office/word/2015/wordml/symex" xmlns:wpg="http://schemas.microsoft.com/office/word/2010/wordprocessingGroup" xmlns:wpi="http://schemas.microsoft.com/office/word/2010/wordprocessingInk" xmlns:wne="http://schemas.microsoft.com/office/word/2006/wordml" xmlns:wps="http://schemas.microsoft.com/office/word/2010/wordprocessingShape" mc:Ignorable="w14 w15 w16se w16cid w16 w16cex w16sdtdh w16sdtfl w16du wp14">
-  <w:p/>
-</w:hdr>
 </file>
 
 <file path=word/numbering.xml><?xml version="1.0" encoding="utf-8"?>
@@ -2196,18 +2342,6 @@
   <w:style w:type="paragraph" w:default="1" w:styleId="Normal">
     <w:name w:val="Normal"/>
     <w:qFormat/>
-    <w:rsid w:val="005F497E"/>
-    <w:pPr>
-      <w:spacing w:after="0" w:line="276" w:lineRule="auto"/>
-    </w:pPr>
-    <w:rPr>
-      <w:rFonts w:ascii="Arial" w:eastAsia="Arial" w:hAnsi="Arial" w:cs="Arial"/>
-      <w:kern w:val="0"/>
-      <w:sz w:val="22"/>
-      <w:szCs w:val="22"/>
-      <w:lang w:val="en"/>
-      <w14:ligatures w14:val="none"/>
-    </w:rPr>
   </w:style>
   <w:style w:type="paragraph" w:styleId="Heading1">
     <w:name w:val="heading 1"/>
@@ -2216,7 +2350,7 @@
     <w:link w:val="Heading1Char"/>
     <w:uiPriority w:val="9"/>
     <w:qFormat/>
-    <w:rsid w:val="003902E5"/>
+    <w:rsid w:val="00407B27"/>
     <w:pPr>
       <w:keepNext/>
       <w:keepLines/>
@@ -2238,7 +2372,7 @@
     <w:uiPriority w:val="9"/>
     <w:unhideWhenUsed/>
     <w:qFormat/>
-    <w:rsid w:val="003902E5"/>
+    <w:rsid w:val="00407B27"/>
     <w:pPr>
       <w:keepNext/>
       <w:keepLines/>
@@ -2261,7 +2395,7 @@
     <w:semiHidden/>
     <w:unhideWhenUsed/>
     <w:qFormat/>
-    <w:rsid w:val="003902E5"/>
+    <w:rsid w:val="00407B27"/>
     <w:pPr>
       <w:keepNext/>
       <w:keepLines/>
@@ -2284,7 +2418,7 @@
     <w:semiHidden/>
     <w:unhideWhenUsed/>
     <w:qFormat/>
-    <w:rsid w:val="003902E5"/>
+    <w:rsid w:val="00407B27"/>
     <w:pPr>
       <w:keepNext/>
       <w:keepLines/>
@@ -2307,7 +2441,7 @@
     <w:semiHidden/>
     <w:unhideWhenUsed/>
     <w:qFormat/>
-    <w:rsid w:val="003902E5"/>
+    <w:rsid w:val="00407B27"/>
     <w:pPr>
       <w:keepNext/>
       <w:keepLines/>
@@ -2328,11 +2462,11 @@
     <w:semiHidden/>
     <w:unhideWhenUsed/>
     <w:qFormat/>
-    <w:rsid w:val="003902E5"/>
+    <w:rsid w:val="00407B27"/>
     <w:pPr>
       <w:keepNext/>
       <w:keepLines/>
-      <w:spacing w:before="40"/>
+      <w:spacing w:before="40" w:after="0"/>
       <w:outlineLvl w:val="5"/>
     </w:pPr>
     <w:rPr>
@@ -2351,11 +2485,11 @@
     <w:semiHidden/>
     <w:unhideWhenUsed/>
     <w:qFormat/>
-    <w:rsid w:val="003902E5"/>
+    <w:rsid w:val="00407B27"/>
     <w:pPr>
       <w:keepNext/>
       <w:keepLines/>
-      <w:spacing w:before="40"/>
+      <w:spacing w:before="40" w:after="0"/>
       <w:outlineLvl w:val="6"/>
     </w:pPr>
     <w:rPr>
@@ -2372,10 +2506,11 @@
     <w:semiHidden/>
     <w:unhideWhenUsed/>
     <w:qFormat/>
-    <w:rsid w:val="003902E5"/>
+    <w:rsid w:val="00407B27"/>
     <w:pPr>
       <w:keepNext/>
       <w:keepLines/>
+      <w:spacing w:after="0"/>
       <w:outlineLvl w:val="7"/>
     </w:pPr>
     <w:rPr>
@@ -2394,10 +2529,11 @@
     <w:semiHidden/>
     <w:unhideWhenUsed/>
     <w:qFormat/>
-    <w:rsid w:val="003902E5"/>
+    <w:rsid w:val="00407B27"/>
     <w:pPr>
       <w:keepNext/>
       <w:keepLines/>
+      <w:spacing w:after="0"/>
       <w:outlineLvl w:val="8"/>
     </w:pPr>
     <w:rPr>
@@ -2437,7 +2573,7 @@
     <w:basedOn w:val="DefaultParagraphFont"/>
     <w:link w:val="Heading1"/>
     <w:uiPriority w:val="9"/>
-    <w:rsid w:val="003902E5"/>
+    <w:rsid w:val="00407B27"/>
     <w:rPr>
       <w:rFonts w:asciiTheme="majorHAnsi" w:eastAsiaTheme="majorEastAsia" w:hAnsiTheme="majorHAnsi" w:cstheme="majorBidi"/>
       <w:color w:val="2F5496" w:themeColor="accent1" w:themeShade="BF"/>
@@ -2450,7 +2586,7 @@
     <w:basedOn w:val="DefaultParagraphFont"/>
     <w:link w:val="Heading2"/>
     <w:uiPriority w:val="9"/>
-    <w:rsid w:val="003902E5"/>
+    <w:rsid w:val="00407B27"/>
     <w:rPr>
       <w:rFonts w:asciiTheme="majorHAnsi" w:eastAsiaTheme="majorEastAsia" w:hAnsiTheme="majorHAnsi" w:cstheme="majorBidi"/>
       <w:color w:val="2F5496" w:themeColor="accent1" w:themeShade="BF"/>
@@ -2464,7 +2600,7 @@
     <w:link w:val="Heading3"/>
     <w:uiPriority w:val="9"/>
     <w:semiHidden/>
-    <w:rsid w:val="003902E5"/>
+    <w:rsid w:val="00407B27"/>
     <w:rPr>
       <w:rFonts w:eastAsiaTheme="majorEastAsia" w:cstheme="majorBidi"/>
       <w:color w:val="2F5496" w:themeColor="accent1" w:themeShade="BF"/>
@@ -2478,7 +2614,7 @@
     <w:link w:val="Heading4"/>
     <w:uiPriority w:val="9"/>
     <w:semiHidden/>
-    <w:rsid w:val="003902E5"/>
+    <w:rsid w:val="00407B27"/>
     <w:rPr>
       <w:rFonts w:eastAsiaTheme="majorEastAsia" w:cstheme="majorBidi"/>
       <w:i/>
@@ -2492,7 +2628,7 @@
     <w:link w:val="Heading5"/>
     <w:uiPriority w:val="9"/>
     <w:semiHidden/>
-    <w:rsid w:val="003902E5"/>
+    <w:rsid w:val="00407B27"/>
     <w:rPr>
       <w:rFonts w:eastAsiaTheme="majorEastAsia" w:cstheme="majorBidi"/>
       <w:color w:val="2F5496" w:themeColor="accent1" w:themeShade="BF"/>
@@ -2504,7 +2640,7 @@
     <w:link w:val="Heading6"/>
     <w:uiPriority w:val="9"/>
     <w:semiHidden/>
-    <w:rsid w:val="003902E5"/>
+    <w:rsid w:val="00407B27"/>
     <w:rPr>
       <w:rFonts w:eastAsiaTheme="majorEastAsia" w:cstheme="majorBidi"/>
       <w:i/>
@@ -2518,7 +2654,7 @@
     <w:link w:val="Heading7"/>
     <w:uiPriority w:val="9"/>
     <w:semiHidden/>
-    <w:rsid w:val="003902E5"/>
+    <w:rsid w:val="00407B27"/>
     <w:rPr>
       <w:rFonts w:eastAsiaTheme="majorEastAsia" w:cstheme="majorBidi"/>
       <w:color w:val="595959" w:themeColor="text1" w:themeTint="A6"/>
@@ -2530,7 +2666,7 @@
     <w:link w:val="Heading8"/>
     <w:uiPriority w:val="9"/>
     <w:semiHidden/>
-    <w:rsid w:val="003902E5"/>
+    <w:rsid w:val="00407B27"/>
     <w:rPr>
       <w:rFonts w:eastAsiaTheme="majorEastAsia" w:cstheme="majorBidi"/>
       <w:i/>
@@ -2544,7 +2680,7 @@
     <w:link w:val="Heading9"/>
     <w:uiPriority w:val="9"/>
     <w:semiHidden/>
-    <w:rsid w:val="003902E5"/>
+    <w:rsid w:val="00407B27"/>
     <w:rPr>
       <w:rFonts w:eastAsiaTheme="majorEastAsia" w:cstheme="majorBidi"/>
       <w:color w:val="272727" w:themeColor="text1" w:themeTint="D8"/>
@@ -2557,7 +2693,7 @@
     <w:link w:val="TitleChar"/>
     <w:uiPriority w:val="10"/>
     <w:qFormat/>
-    <w:rsid w:val="003902E5"/>
+    <w:rsid w:val="00407B27"/>
     <w:pPr>
       <w:spacing w:after="80" w:line="240" w:lineRule="auto"/>
       <w:contextualSpacing/>
@@ -2575,7 +2711,7 @@
     <w:basedOn w:val="DefaultParagraphFont"/>
     <w:link w:val="Title"/>
     <w:uiPriority w:val="10"/>
-    <w:rsid w:val="003902E5"/>
+    <w:rsid w:val="00407B27"/>
     <w:rPr>
       <w:rFonts w:asciiTheme="majorHAnsi" w:eastAsiaTheme="majorEastAsia" w:hAnsiTheme="majorHAnsi" w:cstheme="majorBidi"/>
       <w:spacing w:val="-10"/>
@@ -2591,7 +2727,7 @@
     <w:link w:val="SubtitleChar"/>
     <w:uiPriority w:val="11"/>
     <w:qFormat/>
-    <w:rsid w:val="003902E5"/>
+    <w:rsid w:val="00407B27"/>
     <w:pPr>
       <w:numPr>
         <w:ilvl w:val="1"/>
@@ -2610,7 +2746,7 @@
     <w:basedOn w:val="DefaultParagraphFont"/>
     <w:link w:val="Subtitle"/>
     <w:uiPriority w:val="11"/>
-    <w:rsid w:val="003902E5"/>
+    <w:rsid w:val="00407B27"/>
     <w:rPr>
       <w:rFonts w:eastAsiaTheme="majorEastAsia" w:cstheme="majorBidi"/>
       <w:color w:val="595959" w:themeColor="text1" w:themeTint="A6"/>
@@ -2626,7 +2762,7 @@
     <w:link w:val="QuoteChar"/>
     <w:uiPriority w:val="29"/>
     <w:qFormat/>
-    <w:rsid w:val="003902E5"/>
+    <w:rsid w:val="00407B27"/>
     <w:pPr>
       <w:spacing w:before="160"/>
       <w:jc w:val="center"/>
@@ -2642,7 +2778,7 @@
     <w:basedOn w:val="DefaultParagraphFont"/>
     <w:link w:val="Quote"/>
     <w:uiPriority w:val="29"/>
-    <w:rsid w:val="003902E5"/>
+    <w:rsid w:val="00407B27"/>
     <w:rPr>
       <w:i/>
       <w:iCs/>
@@ -2654,7 +2790,7 @@
     <w:basedOn w:val="Normal"/>
     <w:uiPriority w:val="34"/>
     <w:qFormat/>
-    <w:rsid w:val="003902E5"/>
+    <w:rsid w:val="00407B27"/>
     <w:pPr>
       <w:ind w:left="720"/>
       <w:contextualSpacing/>
@@ -2665,7 +2801,7 @@
     <w:basedOn w:val="DefaultParagraphFont"/>
     <w:uiPriority w:val="21"/>
     <w:qFormat/>
-    <w:rsid w:val="003902E5"/>
+    <w:rsid w:val="00407B27"/>
     <w:rPr>
       <w:i/>
       <w:iCs/>
@@ -2679,7 +2815,7 @@
     <w:link w:val="IntenseQuoteChar"/>
     <w:uiPriority w:val="30"/>
     <w:qFormat/>
-    <w:rsid w:val="003902E5"/>
+    <w:rsid w:val="00407B27"/>
     <w:pPr>
       <w:pBdr>
         <w:top w:val="single" w:sz="4" w:space="10" w:color="2F5496" w:themeColor="accent1" w:themeShade="BF"/>
@@ -2700,7 +2836,7 @@
     <w:basedOn w:val="DefaultParagraphFont"/>
     <w:link w:val="IntenseQuote"/>
     <w:uiPriority w:val="30"/>
-    <w:rsid w:val="003902E5"/>
+    <w:rsid w:val="00407B27"/>
     <w:rPr>
       <w:i/>
       <w:iCs/>
@@ -2712,7 +2848,7 @@
     <w:basedOn w:val="DefaultParagraphFont"/>
     <w:uiPriority w:val="32"/>
     <w:qFormat/>
-    <w:rsid w:val="003902E5"/>
+    <w:rsid w:val="00407B27"/>
     <w:rPr>
       <w:b/>
       <w:bCs/>
